--- a/notes/Report_MRDT_Parts1-3_2026-10-26.docx
+++ b/notes/Report_MRDT_Parts1-3_2026-10-26.docx
@@ -72,6 +72,44 @@
       <w:pPr>
         <w:pStyle w:val="ListBullet"/>
         <w:spacing w:line="240" w:lineRule="auto"/>
+        <w:ind w:left="1440"/>
+      </w:pPr>
+      <w:r/>
+      <w:r>
+        <w:rPr>
+          <w:b/>
+        </w:rPr>
+        <w:t>Within strains, the diet effect is larger and varies.</w:t>
+      </w:r>
+      <w:r>
+        <w:t xml:space="preserve"> Compared within each strain, high fat raises mortality about 1.8-fold, and strains differ in how much (P = 0.0002).</w:t>
+      </w:r>
+      <w:r/>
+    </w:p>
+    <w:p>
+      <w:pPr>
+        <w:pStyle w:val="ListBullet"/>
+        <w:spacing w:line="240" w:lineRule="auto"/>
+        <w:ind w:left="1440"/>
+      </w:pPr>
+      <w:r/>
+      <w:r>
+        <w:rPr>
+          <w:b/>
+        </w:rPr>
+        <w:t>Within strains the MRDT is 113 days, not 151.</w:t>
+      </w:r>
+      <w:r>
+        <w:t xml:space="preserve"> Pooling strains flattens the curve.</w:t>
+      </w:r>
+      <w:r/>
+      <w:r/>
+      <w:r/>
+    </w:p>
+    <w:p>
+      <w:pPr>
+        <w:pStyle w:val="ListBullet"/>
+        <w:spacing w:line="240" w:lineRule="auto"/>
         <w:ind w:left="720"/>
       </w:pPr>
       <w:r/>
@@ -150,7 +188,7 @@
         <w:t>The genotype calls on proximal Chr 1 are faulty at two of the three sites.</w:t>
       </w:r>
       <w:r>
-        <w:t xml:space="preserve"> At UM and UT, some markers fail to see the paternal D allele. This produces the 2:1 excess of paternal H over D in the published tables, and an almost complete loss of BD calls at Vita1b. At JL the calls are clean.</w:t>
+        <w:t xml:space="preserve"> At UM and UT, some markers fail to see the paternal D allele. This produces the 2:1 excess of paternal H over D in the published tables, and an almost complete loss of BD calls at Vita1b. At JL the calls are clean. The fault lies in one of the two genotyping marker sets, which was used for about half of the UM mice and all of the UT mice.</w:t>
       </w:r>
       <w:r/>
     </w:p>
@@ -736,8 +774,46 @@
         <w:t>Included:</w:t>
       </w:r>
       <w:r>
-        <w:t xml:space="preserve"> 1,934 females, 1,044 on chow (CD) and 890 on high fat (HF). They are BXD strains, the parents C57BL/6J and DBA/2J, and B6D2 F1s.</w:t>
-      </w:r>
+        <w:t xml:space="preserve"> 1,934 females of 124 genotypes, 1,044 on chow (CD) and 890 on high fat (HF).</w:t>
+      </w:r>
+      <w:r/>
+    </w:p>
+    <w:p>
+      <w:pPr>
+        <w:pStyle w:val="ListBullet"/>
+        <w:spacing w:line="240" w:lineRule="auto"/>
+        <w:ind w:left="1440"/>
+      </w:pPr>
+      <w:r/>
+      <w:r>
+        <w:t>The genotypes are 120 BXD strains, the parental strains C57BL/6J and DBA/2J, and the reciprocal F1 hybrids B6D2F1 and D2B6F1.</w:t>
+      </w:r>
+      <w:r/>
+    </w:p>
+    <w:p>
+      <w:pPr>
+        <w:pStyle w:val="ListBullet"/>
+        <w:spacing w:line="240" w:lineRule="auto"/>
+        <w:ind w:left="1440"/>
+      </w:pPr>
+      <w:r/>
+      <w:r>
+        <w:t>The BXD × BXD F1 hybrids of Part 2 are not in this file.</w:t>
+      </w:r>
+      <w:r/>
+    </w:p>
+    <w:p>
+      <w:pPr>
+        <w:pStyle w:val="ListBullet"/>
+        <w:spacing w:line="240" w:lineRule="auto"/>
+        <w:ind w:left="1440"/>
+      </w:pPr>
+      <w:r/>
+      <w:r>
+        <w:t>98 genotypes have mice on both diets.</w:t>
+      </w:r>
+      <w:r/>
+      <w:r/>
       <w:r/>
     </w:p>
     <w:p>
@@ -1049,7 +1125,97 @@
         <w:t>Fig. 1 | A high-fat diet raises mortality at every age without changing the mortality rate doubling time.</w:t>
       </w:r>
       <w:r>
-        <w:t xml:space="preserve"> Mortality rates of BXD family females fed chow (CD, brown; n = 1,044) or a high-fat diet (HF, blue; n = 890) as a function of age. Points show occurrence/exposure rates in 30-day intervals: deaths per 1,000 mouse-days at risk, with each mouse at risk from its age at set-up. Intervals are shown where at least 20 mice were at risk; point diameter scales with the square root of the number of deaths. Lines show maximum-likelihood Gompertz fits, left-truncated at set-up age. The y axis is log2-scaled, so each gridline marks one doubling of mortality. The key gives the MRDT with 95% Wald confidence intervals. Slopes do not differ between diets (likelihood-ratio test, P = 0.55). With a shared slope (MRDT 151 days), HF mortality is 1.42-fold that of CD (95% CI 1.29–1.55), or 0.50 doublings higher, at every age.</w:t>
+        <w:t xml:space="preserve"> Mortality rates of BXD-family females fed chow (CD, brown; </w:t>
+      </w:r>
+      <w:r>
+        <w:rPr>
+          <w:i/>
+        </w:rPr>
+        <w:t>n</w:t>
+      </w:r>
+      <w:r>
+        <w:t xml:space="preserve"> = 1,044 mice of 119 genotypes) or a high-fat diet (HF, blue; </w:t>
+      </w:r>
+      <w:r>
+        <w:rPr>
+          <w:i/>
+        </w:rPr>
+        <w:t>n</w:t>
+      </w:r>
+      <w:r>
+        <w:t xml:space="preserve"> = 890 mice of 103 genotypes), as a function of age. Genotypes are 120 BXD strains, the parental strains C57BL/6J and DBA/2J, and the reciprocal F1 hybrids B6D2F1 and D2B6F1. Points show occurrence/exposure rates in 30-day intervals, in deaths per 1,000 mouse-days at risk, with each mouse at risk from its age at set-up (left truncation). Intervals with at least 20 mice at risk are shown; point diameter scales with the square root of the number of deaths. Lines show maximum-likelihood Gompertz fits, h(</w:t>
+      </w:r>
+      <w:r>
+        <w:rPr>
+          <w:i/>
+        </w:rPr>
+        <w:t>t</w:t>
+      </w:r>
+      <w:r>
+        <w:t xml:space="preserve">) = </w:t>
+      </w:r>
+      <w:r>
+        <w:rPr>
+          <w:i/>
+        </w:rPr>
+        <w:t>R</w:t>
+      </w:r>
+      <w:r>
+        <w:t>0 · 2^(</w:t>
+      </w:r>
+      <w:r>
+        <w:rPr>
+          <w:i/>
+        </w:rPr>
+        <w:t>t</w:t>
+      </w:r>
+      <w:r>
+        <w:t xml:space="preserve"> / MRDT), drawn over the ages covered by the data. The </w:t>
+      </w:r>
+      <w:r>
+        <w:rPr>
+          <w:i/>
+        </w:rPr>
+        <w:t>y</w:t>
+      </w:r>
+      <w:r>
+        <w:t xml:space="preserve"> axis is log2-scaled, so each gridline marks one doubling of mortality. The key gives each diet's mortality rate doubling time (MRDT) with its 95% Wald confidence interval (CI). The slopes do not differ (likelihood-ratio test, </w:t>
+      </w:r>
+      <w:r>
+        <w:rPr>
+          <w:i/>
+        </w:rPr>
+        <w:t>χ</w:t>
+      </w:r>
+      <w:r>
+        <w:t xml:space="preserve">² = 0.36, 1 d.f., </w:t>
+      </w:r>
+      <w:r>
+        <w:rPr>
+          <w:i/>
+        </w:rPr>
+        <w:t>P</w:t>
+      </w:r>
+      <w:r>
+        <w:t xml:space="preserve"> = 0.55). With a shared slope (MRDT 151 days), HF mortality is 1.42-fold that of CD (95% CI 1.29–1.55; likelihood-ratio test of equal levels, </w:t>
+      </w:r>
+      <w:r>
+        <w:rPr>
+          <w:i/>
+        </w:rPr>
+        <w:t>χ</w:t>
+      </w:r>
+      <w:r>
+        <w:t xml:space="preserve">² = 56, 1 d.f., </w:t>
+      </w:r>
+      <w:r>
+        <w:rPr>
+          <w:i/>
+        </w:rPr>
+        <w:t>P</w:t>
+      </w:r>
+      <w:r>
+        <w:t xml:space="preserve"> = 7 × 10⁻¹⁴), that is, 0.50 doublings higher at every age. All mice died; none are censored. Mice are treated here as independent; Fig. 5 analyses the diet effect within strains.</w:t>
       </w:r>
       <w:r/>
     </w:p>
@@ -1102,7 +1268,43 @@
         <w:t>Fig. 2 | Survival and actuarial survivorships by diet.</w:t>
       </w:r>
       <w:r>
-        <w:t xml:space="preserve"> a, Kaplan–Meier survival of mice alive at 200 days (CD n = 1,018; HF n = 865), each at risk from the later of its set-up age and 200 days. Dashed lines show survival predicted by the Gompertz fits in Fig. 1. b, Mean age at death of each diet's survivorship relative to both diets combined, as a function of the minimum inclusion age (T-age), in 15-day steps (as in Arends et al. 2026, Fig. 1b). Lines indicate mean and shaded bands represent s.e.m. HF survivors die 65–69 days earlier than CD survivors up to T400. The difference narrows between T650 and T850, faster than the Gompertz fits predict, and reverses after T860, when few HF mice remain.</w:t>
+        <w:t xml:space="preserve"> </w:t>
+      </w:r>
+      <w:r>
+        <w:rPr>
+          <w:b/>
+        </w:rPr>
+        <w:t>a</w:t>
+      </w:r>
+      <w:r>
+        <w:t xml:space="preserve">, Kaplan–Meier survival of mice alive at 200 days (CD, </w:t>
+      </w:r>
+      <w:r>
+        <w:rPr>
+          <w:i/>
+        </w:rPr>
+        <w:t>n</w:t>
+      </w:r>
+      <w:r>
+        <w:t xml:space="preserve"> = 1,018; HF, </w:t>
+      </w:r>
+      <w:r>
+        <w:rPr>
+          <w:i/>
+        </w:rPr>
+        <w:t>n</w:t>
+      </w:r>
+      <w:r>
+        <w:t xml:space="preserve"> = 865), each at risk from the later of its set-up age and 200 days. Dashed lines show survival predicted by the Gompertz fits of Fig. 1, conditional on survival to 200 days; median ages at death are given for each diet. </w:t>
+      </w:r>
+      <w:r>
+        <w:rPr>
+          <w:b/>
+        </w:rPr>
+        <w:t>b</w:t>
+      </w:r>
+      <w:r>
+        <w:t>, Mean age at death of each diet's survivorship relative to both diets combined, as a function of the minimum inclusion age (T-age), in 15-day steps, as in Arends et al. 2026, Fig. 1b. Each survivorship includes the mice alive and under observation at that T-age. Lines indicate means and shaded bands represent s.e.m. Lines end where either diet falls below 20 mice (T935); numbers at the top give the mice alive (CD / HF). HF survivors die 65–69 days earlier than CD survivors up to T400. The difference narrows between T650 and T850, faster than the Gompertz fits predict, and reverses after T860, when few HF mice remain.</w:t>
       </w:r>
       <w:r/>
     </w:p>
@@ -1458,6 +1660,24 @@
         <w:t xml:space="preserve"> Adding a constant mortality that does not rise with age (Gompertz–Makeham) changes nothing; the constant comes out near zero.</w:t>
       </w:r>
       <w:r/>
+    </w:p>
+    <w:p>
+      <w:pPr>
+        <w:pStyle w:val="ListBullet"/>
+        <w:spacing w:line="240" w:lineRule="auto"/>
+        <w:ind w:left="720"/>
+      </w:pPr>
+      <w:r/>
+      <w:r>
+        <w:rPr>
+          <w:b/>
+        </w:rPr>
+        <w:t>Resampling tells the same story</w:t>
+      </w:r>
+      <w:r>
+        <w:t xml:space="preserve"> (Fig. 4). Across 2,000 bootstrap resamples, the MRDTs of the two diets overlap almost completely, while their levels at 600 days do not overlap at all.</w:t>
+      </w:r>
+      <w:r/>
       <w:r/>
     </w:p>
     <w:p>
@@ -1509,7 +1729,43 @@
         <w:t>Fig. 3 | Estimates of the mortality rate doubling time are robust to analytical choices.</w:t>
       </w:r>
       <w:r>
-        <w:t xml:space="preserve"> MRDT (days) for CD (brown) and HF (blue) in the primary analysis and five alternatives. Points indicate estimates and bars indicate 95% CI. P values at right are from likelihood-ratio tests of equal slopes. Only the subset of mice surviving to 365 days gives a nominally different slope (P = 0.035, uncorrected for the four tests).</w:t>
+        <w:t xml:space="preserve"> MRDT (days) for CD (brown) and HF (blue) in the primary analysis (</w:t>
+      </w:r>
+      <w:r>
+        <w:rPr>
+          <w:i/>
+        </w:rPr>
+        <w:t>n</w:t>
+      </w:r>
+      <w:r>
+        <w:t xml:space="preserve"> = 1,044 and 890) and in five alternatives: mice surviving to 200 days (1,018 and 865) or to 365 days (944 and 792), each at risk from that age; BXD strains only (929 and 818); a Gompertz–Makeham fit; and the binned regression of de Magalhães et al. from 200 days. Points indicate estimates and bars indicate 95% CI: Wald intervals on the log scale of the slope, except in the bootstrap row (2.5th–97.5th percentiles of 2,000 resamples) and the binned-regression row (regression standard error). </w:t>
+      </w:r>
+      <w:r>
+        <w:rPr>
+          <w:i/>
+        </w:rPr>
+        <w:t>P</w:t>
+      </w:r>
+      <w:r>
+        <w:t xml:space="preserve"> values at right are from likelihood-ratio tests of equal slopes (1 d.f.). Only the mice surviving to 365 days give a nominally different slope (</w:t>
+      </w:r>
+      <w:r>
+        <w:rPr>
+          <w:i/>
+        </w:rPr>
+        <w:t>χ</w:t>
+      </w:r>
+      <w:r>
+        <w:t xml:space="preserve">² = 4.4, </w:t>
+      </w:r>
+      <w:r>
+        <w:rPr>
+          <w:i/>
+        </w:rPr>
+        <w:t>P</w:t>
+      </w:r>
+      <w:r>
+        <w:t xml:space="preserve"> = 0.035, not corrected for the four tests); in that subset HF has the flatter rise. The Makeham constant is estimated near zero on both diets.</w:t>
       </w:r>
       <w:r/>
     </w:p>
@@ -1521,7 +1777,7 @@
       <w:r>
         <w:drawing>
           <wp:inline xmlns:a="http://schemas.openxmlformats.org/drawingml/2006/main" xmlns:pic="http://schemas.openxmlformats.org/drawingml/2006/picture">
-            <wp:extent cx="5943600" cy="4954409"/>
+            <wp:extent cx="5943600" cy="3012370"/>
             <wp:docPr id="4" name="Picture 4"/>
             <wp:cNvGraphicFramePr>
               <a:graphicFrameLocks noChangeAspect="1"/>
@@ -1530,7 +1786,7 @@
               <a:graphicData uri="http://schemas.openxmlformats.org/drawingml/2006/picture">
                 <pic:pic>
                   <pic:nvPicPr>
-                    <pic:cNvPr id="0" name="Fig4_Bootstrap_R0_MRDT.png"/>
+                    <pic:cNvPr id="0" name="Fig4_Bootstrap_level_MRDT.png"/>
                     <pic:cNvPicPr/>
                   </pic:nvPicPr>
                   <pic:blipFill>
@@ -1542,7 +1798,7 @@
                   <pic:spPr>
                     <a:xfrm>
                       <a:off x="0" y="0"/>
-                      <a:ext cx="5943600" cy="4954409"/>
+                      <a:ext cx="5943600" cy="3012370"/>
                     </a:xfrm>
                     <a:prstGeom prst="rect"/>
                   </pic:spPr>
@@ -1559,10 +1815,73 @@
         <w:rPr>
           <w:b/>
         </w:rPr>
-        <w:t>Fig. 4 | Estimates of R0 and the mortality rate doubling time are tightly coupled.</w:t>
-      </w:r>
-      <w:r>
-        <w:t xml:space="preserve"> Each small point is one of 2,000 bootstrap fits per diet, with mice resampled with replacement within diet; large points are full-data estimates. R0 is the extrapolated mortality at age 0, in deaths per 1,000 mouse-days (log2 scale). Estimates of R0 and MRDT correlate at r = 0.95 (CD) and r = 0.97 (HF), the Strehler–Mildvan correlation of the Gompertz fit. The two diets overlap in MRDT and separate along R0.</w:t>
+        <w:t>Fig. 4 | Resampling shows that the diets differ in the level of mortality, not in its doubling time.</w:t>
+      </w:r>
+      <w:r>
+        <w:t xml:space="preserve"> </w:t>
+      </w:r>
+      <w:r>
+        <w:rPr>
+          <w:b/>
+        </w:rPr>
+        <w:t>a</w:t>
+      </w:r>
+      <w:r>
+        <w:t xml:space="preserve">, Distributions of the MRDT across 2,000 bootstrap resamples per diet (mice resampled with replacement within diet; fixed seed), each fitted by maximum likelihood as in Fig. 1. </w:t>
+      </w:r>
+      <w:r>
+        <w:rPr>
+          <w:b/>
+        </w:rPr>
+        <w:t>b</w:t>
+      </w:r>
+      <w:r>
+        <w:t xml:space="preserve">, Distributions of the mortality rate at 600 days, in deaths per 1,000 mouse-days (log2 scale), from the same resamples. Shaded curves are kernel density estimates. Points above the curves indicate full-data estimates and bars indicate 95% CI (2.5th–97.5th percentiles of the resamples). The MRDT distributions overlap almost completely: HF minus CD is −4 days (95% CI −24 to 15). The level distributions do not overlap: HF raises mortality at 600 days 1.42-fold (95% CI 1.28–1.57). The level is reported at 600 days, a typical age at death, rather than as </w:t>
+      </w:r>
+      <w:r>
+        <w:rPr>
+          <w:i/>
+        </w:rPr>
+        <w:t>R</w:t>
+      </w:r>
+      <w:r>
+        <w:t xml:space="preserve">0, the rate extrapolated to birth. Across resamples, estimates of </w:t>
+      </w:r>
+      <w:r>
+        <w:rPr>
+          <w:i/>
+        </w:rPr>
+        <w:t>R</w:t>
+      </w:r>
+      <w:r>
+        <w:t>0 and MRDT are tightly correlated (</w:t>
+      </w:r>
+      <w:r>
+        <w:rPr>
+          <w:i/>
+        </w:rPr>
+        <w:t>r</w:t>
+      </w:r>
+      <w:r>
+        <w:t xml:space="preserve"> = 0.95 for CD, 0.97 for HF; the Strehler–Mildvan correlation), so </w:t>
+      </w:r>
+      <w:r>
+        <w:rPr>
+          <w:i/>
+        </w:rPr>
+        <w:t>R</w:t>
+      </w:r>
+      <w:r>
+        <w:t>0 changes whenever MRDT does. The level at 600 days is much less tied to MRDT (</w:t>
+      </w:r>
+      <w:r>
+        <w:rPr>
+          <w:i/>
+        </w:rPr>
+        <w:t>r</w:t>
+      </w:r>
+      <w:r>
+        <w:t xml:space="preserve"> = 0.19 and −0.64).</w:t>
       </w:r>
       <w:r/>
     </w:p>
@@ -1571,7 +1890,23 @@
         <w:pStyle w:val="Heading2"/>
       </w:pPr>
       <w:r>
-        <w:t>Things to keep in mind</w:t>
+        <w:t>The diet effect strain by strain (exploratory)</w:t>
+      </w:r>
+      <w:r/>
+    </w:p>
+    <w:p>
+      <w:r/>
+      <w:r>
+        <w:t>These analyses were added after the results above were seen (</w:t>
+      </w:r>
+      <w:r>
+        <w:rPr>
+          <w:rFonts w:ascii="Courier" w:hAnsi="Courier"/>
+        </w:rPr>
+        <w:t>Gompertz/Diet_by_strain.R</w:t>
+      </w:r>
+      <w:r>
+        <w:t>).</w:t>
       </w:r>
       <w:r/>
       <w:r/>
@@ -1587,11 +1922,49 @@
         <w:rPr>
           <w:b/>
         </w:rPr>
-        <w:t>This MRDT is that of a mixture of 124 genotypes.</w:t>
-      </w:r>
-      <w:r>
-        <w:t xml:space="preserve"> Within strains the MRDT is shorter (primer point 8). Stratifying a Cox model by strain raises the diet hazard ratio from 1.44 to 1.78 (95% CI 1.61–1.98).</w:t>
-      </w:r>
+        <w:t>Within strains, high fat raises mortality about 1.8-fold, not 1.4-fold</w:t>
+      </w:r>
+      <w:r>
+        <w:t xml:space="preserve"> (Fig. 5b).</w:t>
+      </w:r>
+      <w:r/>
+    </w:p>
+    <w:p>
+      <w:pPr>
+        <w:pStyle w:val="ListBullet"/>
+        <w:spacing w:line="240" w:lineRule="auto"/>
+        <w:ind w:left="1440"/>
+      </w:pPr>
+      <w:r/>
+      <w:r>
+        <w:t>A Cox model stratified by strain gives 1.78 (95% CI 1.61–1.98). A Gompertz fit with a level for each strain gives 1.76 (1.60–1.95).</w:t>
+      </w:r>
+      <w:r/>
+    </w:p>
+    <w:p>
+      <w:pPr>
+        <w:pStyle w:val="ListBullet"/>
+        <w:spacing w:line="240" w:lineRule="auto"/>
+        <w:ind w:left="1440"/>
+      </w:pPr>
+      <w:r/>
+      <w:r>
+        <w:t>The pooled estimate is smaller because pooling mixes strains whose mortality levels differ (primer point 8).</w:t>
+      </w:r>
+      <w:r/>
+    </w:p>
+    <w:p>
+      <w:pPr>
+        <w:pStyle w:val="ListBullet"/>
+        <w:spacing w:line="240" w:lineRule="auto"/>
+        <w:ind w:left="1440"/>
+      </w:pPr>
+      <w:r/>
+      <w:r>
+        <w:t>This is close to the 2.0 that Roy et al. (2021) report with strain as a random effect.</w:t>
+      </w:r>
+      <w:r/>
+      <w:r/>
       <w:r/>
     </w:p>
     <w:p>
@@ -1605,10 +1978,434 @@
         <w:rPr>
           <w:b/>
         </w:rPr>
-        <w:t>Vivarium and cohort are not adjusted for.</w:t>
-      </w:r>
-      <w:r>
-        <w:t xml:space="preserve"> The design is balanced by strain across diets.</w:t>
+        <w:t>Within strains the MRDT is 113 days</w:t>
+      </w:r>
+      <w:r>
+        <w:t xml:space="preserve"> (95% CI 108–117), against 151 days pooled. The pooled MRDT is that of a mixture.</w:t>
+      </w:r>
+      <w:r/>
+    </w:p>
+    <w:p>
+      <w:pPr>
+        <w:pStyle w:val="ListBullet"/>
+        <w:spacing w:line="240" w:lineRule="auto"/>
+        <w:ind w:left="720"/>
+      </w:pPr>
+      <w:r/>
+      <w:r>
+        <w:rPr>
+          <w:b/>
+        </w:rPr>
+        <w:t>Why the interval is so tight.</w:t>
+      </w:r>
+      <w:r>
+        <w:t xml:space="preserve"> Each strain's own ratio is noisy. The stratified estimate combines within-strain comparisons from 98 strains and about 1,900 mice.</w:t>
+      </w:r>
+      <w:r/>
+    </w:p>
+    <w:p>
+      <w:pPr>
+        <w:pStyle w:val="ListBullet"/>
+        <w:spacing w:line="240" w:lineRule="auto"/>
+        <w:ind w:left="720"/>
+      </w:pPr>
+      <w:r/>
+      <w:r>
+        <w:rPr>
+          <w:b/>
+        </w:rPr>
+        <w:t>Strains differ in how much high fat harms them</w:t>
+      </w:r>
+      <w:r>
+        <w:t xml:space="preserve"> (Fig. 5a).</w:t>
+      </w:r>
+      <w:r/>
+    </w:p>
+    <w:p>
+      <w:pPr>
+        <w:pStyle w:val="ListBullet"/>
+        <w:spacing w:line="240" w:lineRule="auto"/>
+        <w:ind w:left="1440"/>
+      </w:pPr>
+      <w:r/>
+      <w:r>
+        <w:t>Among the 76 genotypes with at least 5 mice per diet, the ratios spread more than chance allows (P = 0.0002). Within strain × vivarium, P = 0.004.</w:t>
+      </w:r>
+      <w:r/>
+    </w:p>
+    <w:p>
+      <w:pPr>
+        <w:pStyle w:val="ListBullet"/>
+        <w:spacing w:line="240" w:lineRule="auto"/>
+        <w:ind w:left="1440"/>
+      </w:pPr>
+      <w:r/>
+      <w:r>
+        <w:t>The between-strain standard deviation of the log ratio is 0.36. So about 95% of strains would have true ratios between about 0.9 and 3.8.</w:t>
+      </w:r>
+      <w:r/>
+      <w:r/>
+      <w:r/>
+    </w:p>
+    <w:p>
+      <w:pPr>
+        <w:pStyle w:val="ListBullet"/>
+        <w:spacing w:line="240" w:lineRule="auto"/>
+        <w:ind w:left="720"/>
+      </w:pPr>
+      <w:r/>
+      <w:r>
+        <w:rPr>
+          <w:b/>
+        </w:rPr>
+        <w:t>What we can say about single strains is limited.</w:t>
+      </w:r>
+      <w:r/>
+    </w:p>
+    <w:p>
+      <w:pPr>
+        <w:pStyle w:val="ListBullet"/>
+        <w:spacing w:line="240" w:lineRule="auto"/>
+        <w:ind w:left="1440"/>
+      </w:pPr>
+      <w:r/>
+      <w:r>
+        <w:t>With 8–15 mice per diet, a strain's ratio must lie more than about 2- to 2.7-fold from the common ratio to stand out.</w:t>
+      </w:r>
+      <w:r/>
+    </w:p>
+    <w:p>
+      <w:pPr>
+        <w:pStyle w:val="ListBullet"/>
+        <w:spacing w:line="240" w:lineRule="auto"/>
+        <w:ind w:left="1440"/>
+      </w:pPr>
+      <w:r/>
+      <w:r>
+        <w:t>Only the largest groups do better: C57BL/6J (61 mice) and DBA/2J (74) resolve about 1.7-fold.</w:t>
+      </w:r>
+      <w:r/>
+    </w:p>
+    <w:p>
+      <w:pPr>
+        <w:pStyle w:val="ListBullet"/>
+        <w:spacing w:line="240" w:lineRule="auto"/>
+        <w:ind w:left="1440"/>
+      </w:pPr>
+      <w:r/>
+      <w:r>
+        <w:t>Eight genotypes depart from the common ratio at nominal P &lt; 0.05, against 3.8 expected by chance.</w:t>
+      </w:r>
+      <w:r/>
+    </w:p>
+    <w:p>
+      <w:pPr>
+        <w:pStyle w:val="ListBullet"/>
+        <w:spacing w:line="240" w:lineRule="auto"/>
+        <w:ind w:left="1440"/>
+      </w:pPr>
+      <w:r/>
+      <w:r>
+        <w:rPr>
+          <w:b/>
+        </w:rPr>
+        <w:t>For single strains, use the shrunken estimates</w:t>
+      </w:r>
+      <w:r>
+        <w:t xml:space="preserve"> in </w:t>
+      </w:r>
+      <w:r>
+        <w:rPr>
+          <w:rFonts w:ascii="Courier" w:hAnsi="Courier"/>
+        </w:rPr>
+        <w:t>output/Diet_by_strain.txt</w:t>
+      </w:r>
+      <w:r>
+        <w:t>. They pull each strain toward the common ratio in proportion to its noise.</w:t>
+      </w:r>
+      <w:r/>
+      <w:r/>
+      <w:r/>
+    </w:p>
+    <w:p>
+      <w:pPr>
+        <w:pStyle w:val="ListBullet"/>
+        <w:spacing w:line="240" w:lineRule="auto"/>
+        <w:ind w:left="720"/>
+      </w:pPr>
+      <w:r/>
+      <w:r>
+        <w:rPr>
+          <w:b/>
+        </w:rPr>
+        <w:t>A lead: the mother's strain.</w:t>
+      </w:r>
+      <w:r/>
+    </w:p>
+    <w:p>
+      <w:pPr>
+        <w:pStyle w:val="ListBullet"/>
+        <w:spacing w:line="240" w:lineRule="auto"/>
+        <w:ind w:left="1440"/>
+      </w:pPr>
+      <w:r/>
+      <w:r>
+        <w:t>High fat raises mortality 2.2-fold in C57BL/6J but not at all in DBA/2J (1.00; P = 0.04 for the difference).</w:t>
+      </w:r>
+      <w:r/>
+    </w:p>
+    <w:p>
+      <w:pPr>
+        <w:pStyle w:val="ListBullet"/>
+        <w:spacing w:line="240" w:lineRule="auto"/>
+        <w:ind w:left="1440"/>
+      </w:pPr>
+      <w:r/>
+      <w:r>
+        <w:t>The reciprocal F1s follow their mothers: 2.5-fold in B6D2F1 (B6 mother) and 0.55 in D2B6F1 (D2 mother; P = 0.02).</w:t>
+      </w:r>
+      <w:r/>
+    </w:p>
+    <w:p>
+      <w:pPr>
+        <w:pStyle w:val="ListBullet"/>
+        <w:spacing w:line="240" w:lineRule="auto"/>
+        <w:ind w:left="1440"/>
+      </w:pPr>
+      <w:r/>
+      <w:r>
+        <w:t>The two F1s carry the same nuclear genome, so a maternal or mitochondrial effect is possible.</w:t>
+      </w:r>
+      <w:r/>
+    </w:p>
+    <w:p>
+      <w:pPr>
+        <w:pStyle w:val="ListBullet"/>
+        <w:spacing w:line="240" w:lineRule="auto"/>
+        <w:ind w:left="1440"/>
+      </w:pPr>
+      <w:r/>
+      <w:r>
+        <w:t>The numbers are small (17–35 mice per F1 type) and the P values uncorrected, so this is a lead, not a finding.</w:t>
+      </w:r>
+      <w:r/>
+      <w:r/>
+      <w:r/>
+      <w:r/>
+    </w:p>
+    <w:p>
+      <w:r/>
+      <w:r/>
+    </w:p>
+    <w:p>
+      <w:r>
+        <w:drawing>
+          <wp:inline xmlns:a="http://schemas.openxmlformats.org/drawingml/2006/main" xmlns:pic="http://schemas.openxmlformats.org/drawingml/2006/picture">
+            <wp:extent cx="5943600" cy="3167891"/>
+            <wp:docPr id="5" name="Picture 5"/>
+            <wp:cNvGraphicFramePr>
+              <a:graphicFrameLocks noChangeAspect="1"/>
+            </wp:cNvGraphicFramePr>
+            <a:graphic>
+              <a:graphicData uri="http://schemas.openxmlformats.org/drawingml/2006/picture">
+                <pic:pic>
+                  <pic:nvPicPr>
+                    <pic:cNvPr id="0" name="Fig5_Diet_by_strain.png"/>
+                    <pic:cNvPicPr/>
+                  </pic:nvPicPr>
+                  <pic:blipFill>
+                    <a:blip r:embed="rId14"/>
+                    <a:stretch>
+                      <a:fillRect/>
+                    </a:stretch>
+                  </pic:blipFill>
+                  <pic:spPr>
+                    <a:xfrm>
+                      <a:off x="0" y="0"/>
+                      <a:ext cx="5943600" cy="3167891"/>
+                    </a:xfrm>
+                    <a:prstGeom prst="rect"/>
+                  </pic:spPr>
+                </pic:pic>
+              </a:graphicData>
+            </a:graphic>
+          </wp:inline>
+        </w:drawing>
+      </w:r>
+    </w:p>
+    <w:p>
+      <w:r/>
+      <w:r>
+        <w:rPr>
+          <w:b/>
+        </w:rPr>
+        <w:t>Fig. 5 | Within strains, a high-fat diet raises mortality about 1.8-fold, and strains differ in how much.</w:t>
+      </w:r>
+      <w:r>
+        <w:t xml:space="preserve"> </w:t>
+      </w:r>
+      <w:r>
+        <w:rPr>
+          <w:b/>
+        </w:rPr>
+        <w:t>a</w:t>
+      </w:r>
+      <w:r>
+        <w:t>, Hazard ratio, HF / CD, in each of the 76 genotypes with at least 5 mice on each diet (</w:t>
+      </w:r>
+      <w:r>
+        <w:rPr>
+          <w:i/>
+        </w:rPr>
+        <w:t>n</w:t>
+      </w:r>
+      <w:r>
+        <w:t xml:space="preserve"> = 1,725 mice; 10–74 per genotype), plotted against the number of mice in the genotype. Ratios come from Cox proportional-hazards models fitted separately within each genotype, with each mouse at risk from its age at set-up. Both axes are log2-scaled. BXD strains are grey, the parental strains pink and the reciprocal F1 hybrids green. The solid line marks the common ratio (inverse-variance-weighted mean of the log hazard ratios, 1.79) and the thin line marks no effect. Dashed curves mark the approximate 95% range expected if every genotype shared the common ratio: ±1.96 × 2 / √</w:t>
+      </w:r>
+      <w:r>
+        <w:rPr>
+          <w:i/>
+        </w:rPr>
+        <w:t>n</w:t>
+      </w:r>
+      <w:r>
+        <w:t xml:space="preserve"> on the log scale, for equal numbers on the two diets. Genotypes differ more than chance allows (diet × strain likelihood-ratio test in a strain-stratified Cox model, </w:t>
+      </w:r>
+      <w:r>
+        <w:rPr>
+          <w:i/>
+        </w:rPr>
+        <w:t>χ</w:t>
+      </w:r>
+      <w:r>
+        <w:t xml:space="preserve">² = 127.0, 75 d.f., </w:t>
+      </w:r>
+      <w:r>
+        <w:rPr>
+          <w:i/>
+        </w:rPr>
+        <w:t>P</w:t>
+      </w:r>
+      <w:r>
+        <w:t xml:space="preserve"> = 1.7 × 10⁻⁴). The difference persists within strain × vivarium strata (</w:t>
+      </w:r>
+      <w:r>
+        <w:rPr>
+          <w:i/>
+        </w:rPr>
+        <w:t>P</w:t>
+      </w:r>
+      <w:r>
+        <w:t xml:space="preserve"> = 0.004). The between-strain standard deviation of the log hazard ratio is 0.36 (DerSimonian–Laird; </w:t>
+      </w:r>
+      <w:r>
+        <w:rPr>
+          <w:i/>
+        </w:rPr>
+        <w:t>I</w:t>
+      </w:r>
+      <w:r>
+        <w:t xml:space="preserve">² = 35%). Eight genotypes depart from the common ratio at nominal </w:t>
+      </w:r>
+      <w:r>
+        <w:rPr>
+          <w:i/>
+        </w:rPr>
+        <w:t>P</w:t>
+      </w:r>
+      <w:r>
+        <w:t xml:space="preserve"> &lt; 0.05, against 3.8 expected by chance. C57BL/6J (2.23) and DBA/2J (1.00) differ (</w:t>
+      </w:r>
+      <w:r>
+        <w:rPr>
+          <w:i/>
+        </w:rPr>
+        <w:t>P</w:t>
+      </w:r>
+      <w:r>
+        <w:t xml:space="preserve"> = 0.04), as do the reciprocal F1s B6D2F1 (2.48) and D2B6F1 (0.55; </w:t>
+      </w:r>
+      <w:r>
+        <w:rPr>
+          <w:i/>
+        </w:rPr>
+        <w:t>P</w:t>
+      </w:r>
+      <w:r>
+        <w:t xml:space="preserve"> = 0.02); </w:t>
+      </w:r>
+      <w:r>
+        <w:rPr>
+          <w:i/>
+        </w:rPr>
+        <w:t>P</w:t>
+      </w:r>
+      <w:r>
+        <w:t xml:space="preserve"> values are uncorrected. </w:t>
+      </w:r>
+      <w:r>
+        <w:rPr>
+          <w:b/>
+        </w:rPr>
+        <w:t>b</w:t>
+      </w:r>
+      <w:r>
+        <w:t xml:space="preserve">, The diet hazard ratio estimated five ways. Open points are pooled over all 124 genotypes: Cox, and Gompertz with a shared MRDT (as in Fig. 1). Filled points are within strains: Cox stratified by strain (98 genotypes on both diets); Gompertz with a level for each genotype and one MRDT; and the random-effects mean of the 76 estimates in </w:t>
+      </w:r>
+      <w:r>
+        <w:rPr>
+          <w:b/>
+        </w:rPr>
+        <w:t>a</w:t>
+      </w:r>
+      <w:r>
+        <w:t>. Points indicate estimates and bars indicate 95% CI. The MRDT is given at right: 151 days pooled, against 113 days (95% CI 108–117) within strains. Exploratory: added after the results of Figs 1–4 were seen.</w:t>
+      </w:r>
+      <w:r/>
+    </w:p>
+    <w:p>
+      <w:pPr>
+        <w:pStyle w:val="Heading2"/>
+      </w:pPr>
+      <w:r>
+        <w:t>Things to keep in mind</w:t>
+      </w:r>
+      <w:r/>
+      <w:r/>
+    </w:p>
+    <w:p>
+      <w:pPr>
+        <w:pStyle w:val="ListBullet"/>
+        <w:spacing w:line="240" w:lineRule="auto"/>
+        <w:ind w:left="720"/>
+      </w:pPr>
+      <w:r/>
+      <w:r>
+        <w:rPr>
+          <w:b/>
+        </w:rPr>
+        <w:t>The MRDTs in Figs 1–4 are those of a mixture of 124 genotypes:</w:t>
+      </w:r>
+      <w:r>
+        <w:t xml:space="preserve"> 120 BXD strains, the two parental strains and the two reciprocal B6D2 F1s. The BXD × BXD F1 hybrids of Part 2 are not included. Within strains the MRDT is 113 days (Fig. 5b).</w:t>
+      </w:r>
+      <w:r/>
+    </w:p>
+    <w:p>
+      <w:pPr>
+        <w:pStyle w:val="ListBullet"/>
+        <w:spacing w:line="240" w:lineRule="auto"/>
+        <w:ind w:left="720"/>
+      </w:pPr>
+      <w:r/>
+      <w:r>
+        <w:rPr>
+          <w:b/>
+        </w:rPr>
+        <w:t>Vivarium and cohort are not adjusted for in Figs 1–4.</w:t>
+      </w:r>
+      <w:r>
+        <w:t xml:space="preserve"> The design is balanced by strain across diets. Stratifying by strain and vivarium leaves the within-strain ratio unchanged (1.85 in the 76 genotypes of Fig. 5a).</w:t>
       </w:r>
       <w:r/>
       <w:r/>
@@ -2320,7 +3117,7 @@
         <w:drawing>
           <wp:inline xmlns:a="http://schemas.openxmlformats.org/drawingml/2006/main" xmlns:pic="http://schemas.openxmlformats.org/drawingml/2006/picture">
             <wp:extent cx="5943600" cy="5862458"/>
-            <wp:docPr id="5" name="Picture 5"/>
+            <wp:docPr id="6" name="Picture 6"/>
             <wp:cNvGraphicFramePr>
               <a:graphicFrameLocks noChangeAspect="1"/>
             </wp:cNvGraphicFramePr>
@@ -2328,11 +3125,11 @@
               <a:graphicData uri="http://schemas.openxmlformats.org/drawingml/2006/picture">
                 <pic:pic>
                   <pic:nvPicPr>
-                    <pic:cNvPr id="0" name="Fig5_MRDT_ratios.png"/>
+                    <pic:cNvPr id="0" name="Fig6_MRDT_ratios.png"/>
                     <pic:cNvPicPr/>
                   </pic:nvPicPr>
                   <pic:blipFill>
-                    <a:blip r:embed="rId14"/>
+                    <a:blip r:embed="rId15"/>
                     <a:stretch>
                       <a:fillRect/>
                     </a:stretch>
@@ -2357,10 +3154,82 @@
         <w:rPr>
           <w:b/>
         </w:rPr>
-        <w:t>Fig. 5 | The F1 hybrids of short-lived BXD strains have a shorter mortality rate doubling time than their parents; the proximal Chr 1 haplotype does not change it.</w:t>
-      </w:r>
-      <w:r>
-        <w:t xml:space="preserve"> Ratio of the MRDT of the second group to that of the first (log2 scale) for each comparison. Values left of 1 mean a steeper rise of mortality with age in the second group. Females surviving to 200 days. Each group has one MRDT, shared by its diets; each group × diet cell has its own level. Points indicate estimates. Bars indicate 95% CI from a delete-one-strain jackknife, except for S2, which uses a Wald interval. Registered tests: H1, B strains n = 483 from 33 strains, D strains n = 459 from 34; H2, parents n = 218 from 8 strains, F1 n = 320 from 13 F1 types. Secondary analyses (S1–S6) were specified in advance and are shown as estimates only. Open points are exploratory refits, made after the registered results were seen, that give each genotype × diet cell its own level.</w:t>
+        <w:t>Fig. 6 | The F1 hybrids of short-lived BXD strains have a shorter mortality rate doubling time than their parents; the proximal Chr 1 haplotype does not change it.</w:t>
+      </w:r>
+      <w:r>
+        <w:t xml:space="preserve"> Ratio of the MRDT of the second group to that of the first (log2 scale) for each comparison; values below 1 mean a steeper rise of mortality with age in the second group. The MRDTs (second / first, days) are given at right. Females surviving to 200 days, each at risk from the later of its set-up age and 200 days. Each group has one MRDT, shared by its diets, and each group × diet cell has its own level. Points indicate estimates. Bars indicate 95% CI from a delete-one-strain jackknife (delete one F1 type for the F1 comparisons), except for S2, which has four genotypes and uses a Wald interval. The two registered tests used </w:t>
+      </w:r>
+      <w:r>
+        <w:rPr>
+          <w:i/>
+        </w:rPr>
+        <w:t>t</w:t>
+      </w:r>
+      <w:r>
+        <w:t xml:space="preserve"> = log2 ratio / jackknife s.e., each at </w:t>
+      </w:r>
+      <w:r>
+        <w:rPr>
+          <w:i/>
+        </w:rPr>
+        <w:t>α</w:t>
+      </w:r>
+      <w:r>
+        <w:t xml:space="preserve"> = 0.025. H1, D strains / B strains across proximal Chr 1 (</w:t>
+      </w:r>
+      <w:r>
+        <w:rPr>
+          <w:i/>
+        </w:rPr>
+        <w:t>n</w:t>
+      </w:r>
+      <w:r>
+        <w:t xml:space="preserve"> = 459 mice of 34 strains and 483 of 33): ratio 1.10 (95% CI 0.80–1.51), </w:t>
+      </w:r>
+      <w:r>
+        <w:rPr>
+          <w:i/>
+        </w:rPr>
+        <w:t>t</w:t>
+      </w:r>
+      <w:r>
+        <w:t xml:space="preserve"> = 0.58, 66 d.f., two-sided </w:t>
+      </w:r>
+      <w:r>
+        <w:rPr>
+          <w:i/>
+        </w:rPr>
+        <w:t>P</w:t>
+      </w:r>
+      <w:r>
+        <w:t xml:space="preserve"> = 0.57. H2, F1 hybrids / inbred parents (</w:t>
+      </w:r>
+      <w:r>
+        <w:rPr>
+          <w:i/>
+        </w:rPr>
+        <w:t>n</w:t>
+      </w:r>
+      <w:r>
+        <w:t xml:space="preserve"> = 320 mice of 13 F1 types and 218 of 8 strains): ratio 0.65 (0.43–0.97), </w:t>
+      </w:r>
+      <w:r>
+        <w:rPr>
+          <w:i/>
+        </w:rPr>
+        <w:t>t</w:t>
+      </w:r>
+      <w:r>
+        <w:t xml:space="preserve"> = −2.26, 20 d.f., one-sided </w:t>
+      </w:r>
+      <w:r>
+        <w:rPr>
+          <w:i/>
+        </w:rPr>
+        <w:t>P</w:t>
+      </w:r>
+      <w:r>
+        <w:t xml:space="preserve"> = 0.98 for the registered direction, a longer F1 MRDT. Secondary analyses (S1–S6) were specified in advance and are shown as estimates only; the largest is S1, short × short F1s / short-lived parents, 0.63 (0.49–0.81). Open points are exploratory refits, made after the registered results were seen, that give each genotype × diet cell its own level.</w:t>
       </w:r>
       <w:r/>
     </w:p>
@@ -2373,7 +3242,7 @@
         <w:drawing>
           <wp:inline xmlns:a="http://schemas.openxmlformats.org/drawingml/2006/main" xmlns:pic="http://schemas.openxmlformats.org/drawingml/2006/picture">
             <wp:extent cx="5943600" cy="5230232"/>
-            <wp:docPr id="6" name="Picture 6"/>
+            <wp:docPr id="7" name="Picture 7"/>
             <wp:cNvGraphicFramePr>
               <a:graphicFrameLocks noChangeAspect="1"/>
             </wp:cNvGraphicFramePr>
@@ -2381,11 +3250,11 @@
               <a:graphicData uri="http://schemas.openxmlformats.org/drawingml/2006/picture">
                 <pic:pic>
                   <pic:nvPicPr>
-                    <pic:cNvPr id="0" name="Fig6_Hazard_by_class.png"/>
+                    <pic:cNvPr id="0" name="Fig7_Hazard_by_class.png"/>
                     <pic:cNvPicPr/>
                   </pic:nvPicPr>
                   <pic:blipFill>
-                    <a:blip r:embed="rId15"/>
+                    <a:blip r:embed="rId16"/>
                     <a:stretch>
                       <a:fillRect/>
                     </a:stretch>
@@ -2410,10 +3279,145 @@
         <w:rPr>
           <w:b/>
         </w:rPr>
-        <w:t>Fig. 6 | F1 hybrids start with lower mortality and lose their advantage with age; D and B strains differ in level, not slope.</w:t>
-      </w:r>
-      <w:r>
-        <w:t xml:space="preserve"> Mortality rates by age for D and B strains on chow (a) and high fat (b), and for F1 hybrids and their inbred parents on chow (c) and high fat (d). Points show rates in 60-day intervals, in deaths per 1,000 mouse-days at risk, where at least 10 mice were at risk; point diameter scales with the square root of the number of deaths. Lines show the registered model: one MRDT per group, shared by both diets, and a level per group and diet. The y axis is log2-scaled. n in the keys is the number of females alive at 200 days.</w:t>
+        <w:t>Fig. 7 | F1 hybrids start with lower mortality and lose their advantage with age; across the Vita1a–Vita1b interval, D and B strains differ in level, not slope.</w:t>
+      </w:r>
+      <w:r>
+        <w:t xml:space="preserve"> </w:t>
+      </w:r>
+      <w:r>
+        <w:rPr>
+          <w:b/>
+        </w:rPr>
+        <w:t>a</w:t>
+      </w:r>
+      <w:r>
+        <w:t>,</w:t>
+      </w:r>
+      <w:r>
+        <w:rPr>
+          <w:b/>
+        </w:rPr>
+        <w:t>b</w:t>
+      </w:r>
+      <w:r>
+        <w:t>, Mortality rates of BXD strains homozygous for the D haplotype (orange) or the B haplotype (purple) across the whole of proximal chromosome 1, from the first marker at 3.0 Mb to 30 Mb, on chow (</w:t>
+      </w:r>
+      <w:r>
+        <w:rPr>
+          <w:b/>
+        </w:rPr>
+        <w:t>a</w:t>
+      </w:r>
+      <w:r>
+        <w:t>) and high fat (</w:t>
+      </w:r>
+      <w:r>
+        <w:rPr>
+          <w:b/>
+        </w:rPr>
+        <w:t>b</w:t>
+      </w:r>
+      <w:r>
+        <w:t xml:space="preserve">). This interval spans Vita1a and Vita1b of Arends et al. 2026. Haplotypes were called from sequence-based BXD genotypes (441 markers in the interval). Strains with a recombination in the interval (48 in these data) or with a heterozygous block are excluded. </w:t>
+      </w:r>
+      <w:r>
+        <w:rPr>
+          <w:i/>
+        </w:rPr>
+        <w:t>n</w:t>
+      </w:r>
+      <w:r>
+        <w:t xml:space="preserve"> = 459 females of 34 D strains and 483 of 33 B strains alive at 200 days. </w:t>
+      </w:r>
+      <w:r>
+        <w:rPr>
+          <w:b/>
+        </w:rPr>
+        <w:t>c</w:t>
+      </w:r>
+      <w:r>
+        <w:t>,</w:t>
+      </w:r>
+      <w:r>
+        <w:rPr>
+          <w:b/>
+        </w:rPr>
+        <w:t>d</w:t>
+      </w:r>
+      <w:r>
+        <w:t xml:space="preserve">, Mortality rates of 13 types of BXD × BXD F1 hybrid (green; </w:t>
+      </w:r>
+      <w:r>
+        <w:rPr>
+          <w:i/>
+        </w:rPr>
+        <w:t>n</w:t>
+      </w:r>
+      <w:r>
+        <w:t xml:space="preserve"> = 320) and their 8 inbred parental strains (pink; </w:t>
+      </w:r>
+      <w:r>
+        <w:rPr>
+          <w:i/>
+        </w:rPr>
+        <w:t>n</w:t>
+      </w:r>
+      <w:r>
+        <w:t xml:space="preserve"> = 218) on chow (</w:t>
+      </w:r>
+      <w:r>
+        <w:rPr>
+          <w:b/>
+        </w:rPr>
+        <w:t>c</w:t>
+      </w:r>
+      <w:r>
+        <w:t>) and high fat (</w:t>
+      </w:r>
+      <w:r>
+        <w:rPr>
+          <w:b/>
+        </w:rPr>
+        <w:t>d</w:t>
+      </w:r>
+      <w:r>
+        <w:t xml:space="preserve">). Points show occurrence/exposure rates in 60-day intervals, in deaths per 1,000 mouse-days at risk, where at least 10 mice were at risk; point diameter scales with the square root of the number of deaths. Lines show the registered model, fitted by maximum likelihood from 200 days and drawn over the ages covered by the data: one MRDT per group, shared by both diets, and a level for each group × diet cell. The </w:t>
+      </w:r>
+      <w:r>
+        <w:rPr>
+          <w:i/>
+        </w:rPr>
+        <w:t>y</w:t>
+      </w:r>
+      <w:r>
+        <w:t xml:space="preserve"> axis is log2-scaled. </w:t>
+      </w:r>
+      <w:r>
+        <w:rPr>
+          <w:i/>
+        </w:rPr>
+        <w:t>n</w:t>
+      </w:r>
+      <w:r>
+        <w:t xml:space="preserve"> in the keys is the number of females alive at 200 days. The registered tests are given in Fig. 6 (H1, </w:t>
+      </w:r>
+      <w:r>
+        <w:rPr>
+          <w:i/>
+        </w:rPr>
+        <w:t>P</w:t>
+      </w:r>
+      <w:r>
+        <w:t xml:space="preserve"> = 0.57; H2, </w:t>
+      </w:r>
+      <w:r>
+        <w:rPr>
+          <w:i/>
+        </w:rPr>
+        <w:t>P</w:t>
+      </w:r>
+      <w:r>
+        <w:t xml:space="preserve"> = 0.98). At 600 days on high fat, B strains die at 5.8 and D strains at 2.8 per 1,000 mouse-days; on chow, at 3.1 and 2.5. On chow at 600 days, short × short F1s die at a quarter of their parents' rate (1.4 against 5.4).</w:t>
       </w:r>
       <w:r/>
     </w:p>
@@ -2616,7 +3620,7 @@
         <w:t>What the model shows</w:t>
       </w:r>
       <w:r>
-        <w:t xml:space="preserve"> (Fig. 7):</w:t>
+        <w:t xml:space="preserve"> (Fig. 8):</w:t>
       </w:r>
       <w:r/>
     </w:p>
@@ -2704,7 +3708,7 @@
         <w:drawing>
           <wp:inline xmlns:a="http://schemas.openxmlformats.org/drawingml/2006/main" xmlns:pic="http://schemas.openxmlformats.org/drawingml/2006/picture">
             <wp:extent cx="5943600" cy="3090131"/>
-            <wp:docPr id="7" name="Picture 7"/>
+            <wp:docPr id="8" name="Picture 8"/>
             <wp:cNvGraphicFramePr>
               <a:graphicFrameLocks noChangeAspect="1"/>
             </wp:cNvGraphicFramePr>
@@ -2716,7 +3720,7 @@
                     <pic:cNvPicPr/>
                   </pic:nvPicPr>
                   <pic:blipFill>
-                    <a:blip r:embed="rId16"/>
+                    <a:blip r:embed="rId17"/>
                     <a:stretch>
                       <a:fillRect/>
                     </a:stretch>
@@ -2741,10 +3745,28 @@
         <w:rPr>
           <w:b/>
         </w:rPr>
-        <w:t>Fig. 7 | A few effective factors, with load that adds its own deaths, reproduce the F1 gains and their steeper rise of mortality.</w:t>
-      </w:r>
-      <w:r>
-        <w:t xml:space="preserve"> Simulated BXD strains carry 10 or 200 recessive loci; load either multiplies the Gompertz hazard ("multiply") or adds a hazard of its own that doubles every 300 days ("add"). Each model is calibrated so that inbred strains live 400–950 days. a, Gain in mean age at death of F1s over the mean of their two parents (days), for short × short (filled) and long × long (open) crosses. Points indicate medians and bars the 10th–90th percentiles of 200 simulated experiments; at right, the observed gains of the 13 F1 types, with each F1 type shown as a small point. b, MRDT of parents (squares) and F1s (circles), one per group, for the short-lived (filled) and long-lived (open) sets. Exploratory model, not a fit to the data.</w:t>
+        <w:t>Fig. 8 | A few effective factors, with load that adds its own deaths, reproduce the F1 gains and their steeper rise of mortality.</w:t>
+      </w:r>
+      <w:r>
+        <w:t xml:space="preserve"> Simulated BXD strains carry 10 or 200 recessive loci. Load either multiplies the Gompertz hazard ("multiply") or adds a hazard of its own that doubles every 300 days ("add"). Each model is calibrated so that inbred strains live 400–950 days. </w:t>
+      </w:r>
+      <w:r>
+        <w:rPr>
+          <w:b/>
+        </w:rPr>
+        <w:t>a</w:t>
+      </w:r>
+      <w:r>
+        <w:t xml:space="preserve">, Gain in mean age at death of F1s over the mean of their two parents (days), for short × short (filled) and long × long (open) crosses. Points indicate medians and bars indicate the 10th–90th percentiles of 200 simulated experiments (fixed seed). At right are the observed gains of the 13 F1 types, each shown as a small point. </w:t>
+      </w:r>
+      <w:r>
+        <w:rPr>
+          <w:b/>
+        </w:rPr>
+        <w:t>b</w:t>
+      </w:r>
+      <w:r>
+        <w:t>, MRDT of parents (squares) and F1s (circles), one per group, for the short-lived (filled) and long-lived (open) sets. Exploratory model, not a fit to the data.</w:t>
       </w:r>
       <w:r/>
     </w:p>
@@ -3579,7 +4601,7 @@
         <w:pStyle w:val="Heading3"/>
       </w:pPr>
       <w:r>
-        <w:t>Four lines of evidence that the excess is a genotyping error (Fig. 8)</w:t>
+        <w:t>Four lines of evidence that the excess is a genotyping error (Fig. 9)</w:t>
       </w:r>
       <w:r/>
       <w:r/>
@@ -3960,7 +4982,7 @@
         <w:drawing>
           <wp:inline xmlns:a="http://schemas.openxmlformats.org/drawingml/2006/main" xmlns:pic="http://schemas.openxmlformats.org/drawingml/2006/picture">
             <wp:extent cx="5943600" cy="2853468"/>
-            <wp:docPr id="8" name="Picture 8"/>
+            <wp:docPr id="9" name="Picture 9"/>
             <wp:cNvGraphicFramePr>
               <a:graphicFrameLocks noChangeAspect="1"/>
             </wp:cNvGraphicFramePr>
@@ -3968,11 +4990,11 @@
               <a:graphicData uri="http://schemas.openxmlformats.org/drawingml/2006/picture">
                 <pic:pic>
                   <pic:nvPicPr>
-                    <pic:cNvPr id="0" name="Fig8_UMHET3_Chr1_genotype_calls.png"/>
+                    <pic:cNvPr id="0" name="Fig9_UMHET3_Chr1_genotype_calls.png"/>
                     <pic:cNvPicPr/>
                   </pic:nvPicPr>
                   <pic:blipFill>
-                    <a:blip r:embed="rId17"/>
+                    <a:blip r:embed="rId18"/>
                     <a:stretch>
                       <a:fillRect/>
                     </a:stretch>
@@ -3997,10 +5019,37 @@
         <w:rPr>
           <w:b/>
         </w:rPr>
-        <w:t>Fig. 8 | Paternal genotype calls on proximal Chr 1 are biased toward H at two of the three sites.</w:t>
-      </w:r>
-      <w:r>
-        <w:t xml:space="preserve"> a, Fraction of paternal calls that are H (C3H/HeJ) rather than D (DBA/2J) at each proximal Chr 1 marker that reports the father's haplotype, by site: JL, Jackson Laboratory (circles); UM, University of Michigan (triangles); UT, UT Health San Antonio (squares). Point area scales with the number of calls. Shaded bands mark the Vita1a and Vita1b intervals of Arends et al. 2026; ticks at the bottom mark markers that report only the mother's haplotype. The dashed line marks the expected 0.5. b, Fraction of paternal calls that are H at 1_31062737 (31.06 Mb) by site, for mice whose maternal haplotype at 1_24042124 (24.0 Mb) is B (purple) or C (grey). Numbers give mice called at both markers. Data: 6,438 mice of Arends et al. Supplementary Table 7.</w:t>
+        <w:t>Fig. 9 | Paternal genotype calls on proximal Chr 1 are biased towards H at two of the three sites.</w:t>
+      </w:r>
+      <w:r>
+        <w:t xml:space="preserve"> </w:t>
+      </w:r>
+      <w:r>
+        <w:rPr>
+          <w:b/>
+        </w:rPr>
+        <w:t>a</w:t>
+      </w:r>
+      <w:r>
+        <w:t xml:space="preserve">, Fraction of paternal calls that are H (C3H/HeJ) rather than D (DBA/2J) at each proximal Chr 1 marker that reports the father's haplotype, by site: JL, Jackson Laboratory (circles); UM, University of Michigan (triangles); UT, UT Health San Antonio (squares). Point area scales with the number of calls. Shaded bands mark the Vita1a and Vita1b intervals of Arends et al. 2026; ticks at the bottom mark markers that report only the mother's haplotype. The dashed line marks the expected 0.5. </w:t>
+      </w:r>
+      <w:r>
+        <w:rPr>
+          <w:b/>
+        </w:rPr>
+        <w:t>b</w:t>
+      </w:r>
+      <w:r>
+        <w:t>, Fraction of paternal calls that are H at 1_31062737 (31.06 Mb) by site, for mice whose maternal haplotype at 1_24042124 (24.0 Mb) is B (purple) or C (grey). Numbers give mice called at both markers. The bias follows the genotyping marker set rather than the site. Arends et al. Supplementary Table 5 holds two MonsterPlex marker sets. All JL mice were genotyped with one set, and the other set was used for 1,497 of 2,750 UM mice and all 1,883 UT mice. That second set loses heterozygous calls at 11 incidental SNPs, including 1_3010274 and 1_31062737 (</w:t>
+      </w:r>
+      <w:r>
+        <w:rPr>
+          <w:rFonts w:ascii="Courier" w:hAnsi="Courier"/>
+        </w:rPr>
+        <w:t>UMHET3/vcf_set_check.R</w:t>
+      </w:r>
+      <w:r>
+        <w:t>). Data: 6,438 mice of Arends et al. Supplementary Table 7.</w:t>
       </w:r>
       <w:r/>
     </w:p>
@@ -5071,7 +6120,7 @@
         <w:t>The late-life rise of the D/H ratio seen in Table 2 comes from UM and UT</w:t>
       </w:r>
       <w:r>
-        <w:t xml:space="preserve"> (Fig. 9c, d). At JL it is not seen. We cannot yet tell whether JL simply differs, or whether the late-life pattern partly reflects the miscalls. Re-genotyped data should settle it.</w:t>
+        <w:t xml:space="preserve"> (Fig. 10c, d). At JL it is not seen. We cannot yet tell whether JL simply differs, or whether the late-life pattern partly reflects the miscalls. Re-genotyped data should settle it.</w:t>
       </w:r>
       <w:r/>
       <w:r/>
@@ -5098,7 +6147,7 @@
         <w:drawing>
           <wp:inline xmlns:a="http://schemas.openxmlformats.org/drawingml/2006/main" xmlns:pic="http://schemas.openxmlformats.org/drawingml/2006/picture">
             <wp:extent cx="5943600" cy="5230232"/>
-            <wp:docPr id="9" name="Picture 9"/>
+            <wp:docPr id="10" name="Picture 10"/>
             <wp:cNvGraphicFramePr>
               <a:graphicFrameLocks noChangeAspect="1"/>
             </wp:cNvGraphicFramePr>
@@ -5106,11 +6155,11 @@
               <a:graphicData uri="http://schemas.openxmlformats.org/drawingml/2006/picture">
                 <pic:pic>
                   <pic:nvPicPr>
-                    <pic:cNvPr id="0" name="Fig9_UMHET3_Vita1a_by_sex.png"/>
+                    <pic:cNvPr id="0" name="Fig10_UMHET3_Vita1a_by_sex.png"/>
                     <pic:cNvPicPr/>
                   </pic:nvPicPr>
                   <pic:blipFill>
-                    <a:blip r:embed="rId18"/>
+                    <a:blip r:embed="rId19"/>
                     <a:stretch>
                       <a:fillRect/>
                     </a:stretch>
@@ -5135,10 +6184,136 @@
         <w:rPr>
           <w:b/>
         </w:rPr>
-        <w:t>Fig. 9 | At Vita1a, the paternal D haplotype raises mortality in both sexes; its growing effect with age is seen only at the two sites with biased calls.</w:t>
-      </w:r>
-      <w:r>
-        <w:t xml:space="preserve"> a, b, Mortality rates of UM-HET3 females (a) and males (b) by paternal Vita1a haplotype, H (C3H/HeJ, grey) or D (DBA/2J, orange), from the published Supplementary Table 2 (all sites). Points show rates in 60-day intervals, in deaths per 1,000 mouse-days, where at least 20 mice were at risk; point area scales with the number of deaths. Lines show Poisson Gompertz fits from 200 days, with a level for each of the four genotypes and an MRDT for each paternal haplotype; each line is the geometric mean of its haplotype's two genotypes. n is the number of mice genotyped. c, d, Mortality ratio, paternal D / H, by age window (log2 scale), for females (c) and males (d): Table 2, all sites (grey squares and line); and individual mice with raw marker calls (1_3010272, 1_3010274 and 1_4344820, where they agree) at JL (black circles) and at UM and UT (teal triangles). Bars indicate 95% CI from the Poisson counts of deaths. Exploratory; P values are not corrected for multiple tests.</w:t>
+        <w:t>Fig. 10 | At Vita1a, the paternal D haplotype raises mortality in both sexes; its growing effect with age is seen only at the two sites with biased calls.</w:t>
+      </w:r>
+      <w:r>
+        <w:t xml:space="preserve"> </w:t>
+      </w:r>
+      <w:r>
+        <w:rPr>
+          <w:b/>
+        </w:rPr>
+        <w:t>a</w:t>
+      </w:r>
+      <w:r>
+        <w:t>,</w:t>
+      </w:r>
+      <w:r>
+        <w:rPr>
+          <w:b/>
+        </w:rPr>
+        <w:t>b</w:t>
+      </w:r>
+      <w:r>
+        <w:t>, Mortality rates of UM-HET3 females (</w:t>
+      </w:r>
+      <w:r>
+        <w:rPr>
+          <w:b/>
+        </w:rPr>
+        <w:t>a</w:t>
+      </w:r>
+      <w:r>
+        <w:t>) and males (</w:t>
+      </w:r>
+      <w:r>
+        <w:rPr>
+          <w:b/>
+        </w:rPr>
+        <w:t>b</w:t>
+      </w:r>
+      <w:r>
+        <w:t xml:space="preserve">) by paternal Vita1a haplotype, H (C3H/HeJ, grey) or D (DBA/2J, orange), from the published Supplementary Table 2 (all sites). Points show rates in 60-day intervals, in deaths per 1,000 mouse-days, where at least 20 mice were at risk; point area scales with the number of deaths. Lines show Poisson Gompertz fits from 200 days, with a level for each of the four genotypes and an MRDT for each paternal haplotype. Each line is the geometric mean of its haplotype's two genotypes. </w:t>
+      </w:r>
+      <w:r>
+        <w:rPr>
+          <w:i/>
+        </w:rPr>
+        <w:t>n</w:t>
+      </w:r>
+      <w:r>
+        <w:t xml:space="preserve"> is the number of mice genotyped. A slope change shared by the sexes gives </w:t>
+      </w:r>
+      <w:r>
+        <w:rPr>
+          <w:i/>
+        </w:rPr>
+        <w:t>P</w:t>
+      </w:r>
+      <w:r>
+        <w:t xml:space="preserve"> = 0.041 (likelihood-ratio test, 1 d.f.); the sexes do not differ in it (</w:t>
+      </w:r>
+      <w:r>
+        <w:rPr>
+          <w:i/>
+        </w:rPr>
+        <w:t>P</w:t>
+      </w:r>
+      <w:r>
+        <w:t xml:space="preserve"> = 0.80). </w:t>
+      </w:r>
+      <w:r>
+        <w:rPr>
+          <w:b/>
+        </w:rPr>
+        <w:t>c</w:t>
+      </w:r>
+      <w:r>
+        <w:t>,</w:t>
+      </w:r>
+      <w:r>
+        <w:rPr>
+          <w:b/>
+        </w:rPr>
+        <w:t>d</w:t>
+      </w:r>
+      <w:r>
+        <w:t>, Mortality ratio, paternal D / H, by age window (log2 scale), for females (</w:t>
+      </w:r>
+      <w:r>
+        <w:rPr>
+          <w:b/>
+        </w:rPr>
+        <w:t>c</w:t>
+      </w:r>
+      <w:r>
+        <w:t>) and males (</w:t>
+      </w:r>
+      <w:r>
+        <w:rPr>
+          <w:b/>
+        </w:rPr>
+        <w:t>d</w:t>
+      </w:r>
+      <w:r>
+        <w:t>). Grey squares and line show Table 2, all sites. The other points use individual mice and raw marker calls (1_3010272, 1_3010274 and 1_4344820, where they agree), at JL (black circles) and at UM and UT (teal triangles). Bars indicate 95% CI from the Poisson counts of deaths. Fitted to individual mice, with a level for each site × cohort, the slope change is not supported (</w:t>
+      </w:r>
+      <w:r>
+        <w:rPr>
+          <w:i/>
+        </w:rPr>
+        <w:t>χ</w:t>
+      </w:r>
+      <w:r>
+        <w:t xml:space="preserve">² = 3.1, 2 d.f., </w:t>
+      </w:r>
+      <w:r>
+        <w:rPr>
+          <w:i/>
+        </w:rPr>
+        <w:t>P</w:t>
+      </w:r>
+      <w:r>
+        <w:t xml:space="preserve"> = 0.22). Exploratory; </w:t>
+      </w:r>
+      <w:r>
+        <w:rPr>
+          <w:i/>
+        </w:rPr>
+        <w:t>P</w:t>
+      </w:r>
+      <w:r>
+        <w:t xml:space="preserve"> values are not corrected for multiple tests.</w:t>
       </w:r>
       <w:r/>
     </w:p>
@@ -5419,7 +6594,7 @@
       </w:pPr>
       <w:r/>
       <w:r>
-        <w:t>Their MRDT is about 100 days against 155. The curves meet near 1,000 days (Fig. 10a).</w:t>
+        <w:t>Their MRDT is about 100 days against 155. The curves meet near 1,000 days (Fig. 11a).</w:t>
       </w:r>
       <w:r/>
     </w:p>
@@ -5669,7 +6844,7 @@
         <w:drawing>
           <wp:inline xmlns:a="http://schemas.openxmlformats.org/drawingml/2006/main" xmlns:pic="http://schemas.openxmlformats.org/drawingml/2006/picture">
             <wp:extent cx="5943600" cy="3090131"/>
-            <wp:docPr id="10" name="Picture 10"/>
+            <wp:docPr id="11" name="Picture 11"/>
             <wp:cNvGraphicFramePr>
               <a:graphicFrameLocks noChangeAspect="1"/>
             </wp:cNvGraphicFramePr>
@@ -5677,11 +6852,11 @@
               <a:graphicData uri="http://schemas.openxmlformats.org/drawingml/2006/picture">
                 <pic:pic>
                   <pic:nvPicPr>
-                    <pic:cNvPr id="0" name="Fig10_BXD_vs_UMHET3_females.png"/>
+                    <pic:cNvPr id="0" name="Fig11_BXD_vs_UMHET3_females.png"/>
                     <pic:cNvPicPr/>
                   </pic:nvPicPr>
                   <pic:blipFill>
-                    <a:blip r:embed="rId19"/>
+                    <a:blip r:embed="rId20"/>
                     <a:stretch>
                       <a:fillRect/>
                     </a:stretch>
@@ -5706,10 +6881,64 @@
         <w:rPr>
           <w:b/>
         </w:rPr>
-        <w:t>Fig. 10 | Proximal Chr 1 acts on the level of mortality in both populations, in opposite directions for the D haplotype.</w:t>
-      </w:r>
-      <w:r>
-        <w:t xml:space="preserve"> a, Mortality rates of BXD females on chow by proximal Chr 1 haplotype (filled circles, solid lines: B strains purple, n = 260; D strains orange, n = 249) and of UM-HET3 females by paternal Vita1a haplotype (open triangles, dashed lines: H grey, n = 969; D orange, n = 499), in 60-day intervals from 200 days (log2 scale). Point area scales with the number of deaths. Lines show Gompertz fits: for BXD, one MRDT per haplotype class with strains pooled (Part 2, analysis S4); for UM-HET3, as in Fig. 9a. b, Mortality ratio of D to the other haplotype by age window (log2 scale): BXD chow, D strains / B strains (black circles); UM-HET3, paternal D / H (open triangles, Table 2, all sites). Bars indicate 95% CI from Poisson counts of deaths. Exploratory.</w:t>
+        <w:t>Fig. 11 | Proximal Chr 1 acts on the level of mortality in both populations, in opposite directions for the D haplotype.</w:t>
+      </w:r>
+      <w:r>
+        <w:t xml:space="preserve"> </w:t>
+      </w:r>
+      <w:r>
+        <w:rPr>
+          <w:b/>
+        </w:rPr>
+        <w:t>a</w:t>
+      </w:r>
+      <w:r>
+        <w:t xml:space="preserve">, Mortality rates of BXD females on chow by proximal Chr 1 haplotype (filled circles and solid lines: B strains purple, </w:t>
+      </w:r>
+      <w:r>
+        <w:rPr>
+          <w:i/>
+        </w:rPr>
+        <w:t>n</w:t>
+      </w:r>
+      <w:r>
+        <w:t xml:space="preserve"> = 260; D strains orange, </w:t>
+      </w:r>
+      <w:r>
+        <w:rPr>
+          <w:i/>
+        </w:rPr>
+        <w:t>n</w:t>
+      </w:r>
+      <w:r>
+        <w:t xml:space="preserve"> = 249). Also shown are UM-HET3 females by paternal Vita1a haplotype (open triangles and dashed lines: H grey, </w:t>
+      </w:r>
+      <w:r>
+        <w:rPr>
+          <w:i/>
+        </w:rPr>
+        <w:t>n</w:t>
+      </w:r>
+      <w:r>
+        <w:t xml:space="preserve"> = 969; D orange, </w:t>
+      </w:r>
+      <w:r>
+        <w:rPr>
+          <w:i/>
+        </w:rPr>
+        <w:t>n</w:t>
+      </w:r>
+      <w:r>
+        <w:t xml:space="preserve"> = 499). Rates are in 60-day intervals from 200 days (log2 scale); point area scales with the number of deaths. Lines show Gompertz fits: for BXD, one MRDT per haplotype class with strains pooled (Part 2, analysis S4); for UM-HET3, as in Fig. 10a. </w:t>
+      </w:r>
+      <w:r>
+        <w:rPr>
+          <w:b/>
+        </w:rPr>
+        <w:t>b</w:t>
+      </w:r>
+      <w:r>
+        <w:t>, Mortality ratio of D to the other haplotype by age window (log2 scale): BXD chow, D strains / B strains (black circles); UM-HET3, paternal D / H (open triangles; Table 2, all sites). Bars indicate 95% CI from the Poisson counts of deaths. At 600 days the ratio is 0.79 in BXD (D / B) and 1.19 in UM-HET3 (D / H). The UM-HET3 comparison is with C3H/HeJ, not C57BL/6J, so the two ratios need not agree. Exploratory.</w:t>
       </w:r>
       <w:r/>
     </w:p>
@@ -5791,7 +7020,7 @@
         <w:t>A Makeham check</w:t>
       </w:r>
       <w:r>
-        <w:t xml:space="preserve"> on the short-lived BXD parents against their short × short F1s: do the parents carry extra deaths that rise little with age, as the model in Fig. 7 suggests?</w:t>
+        <w:t xml:space="preserve"> on the short-lived BXD parents against their short × short F1s: do the parents carry extra deaths that rise little with age, as the model in Fig. 8 suggests?</w:t>
       </w:r>
       <w:r/>
       <w:r/>
@@ -5893,6 +7122,15 @@
               <w:rPr>
                 <w:rFonts w:ascii="Courier" w:hAnsi="Courier"/>
               </w:rPr>
+              <w:t>Gompertz/Diet_by_strain.R</w:t>
+            </w:r>
+            <w:r>
+              <w:t xml:space="preserve"> , </w:t>
+            </w:r>
+            <w:r>
+              <w:rPr>
+                <w:rFonts w:ascii="Courier" w:hAnsi="Courier"/>
+              </w:rPr>
               <w:t>Gompertz/Figures_MRDT_Diet.R</w:t>
             </w:r>
           </w:p>
@@ -5909,7 +7147,16 @@
               <w:t>output/MRDT_by_diet.txt</w:t>
             </w:r>
             <w:r>
-              <w:t xml:space="preserve"> , Figs 1–4</w:t>
+              <w:t xml:space="preserve"> , </w:t>
+            </w:r>
+            <w:r>
+              <w:rPr>
+                <w:rFonts w:ascii="Courier" w:hAnsi="Courier"/>
+              </w:rPr>
+              <w:t>output/Diet_by_strain*.txt</w:t>
+            </w:r>
+            <w:r>
+              <w:t xml:space="preserve"> , Figs 1–5</w:t>
             </w:r>
           </w:p>
         </w:tc>
@@ -5959,7 +7206,7 @@
               <w:t>output/MRDT_secondary_*.txt</w:t>
             </w:r>
             <w:r>
-              <w:t xml:space="preserve"> , Figs 5–6</w:t>
+              <w:t xml:space="preserve"> , Figs 6–7</w:t>
             </w:r>
           </w:p>
         </w:tc>
@@ -6009,7 +7256,7 @@
               <w:t>output/Model_effective_factors.*</w:t>
             </w:r>
             <w:r>
-              <w:t xml:space="preserve"> (Fig. 7)</w:t>
+              <w:t xml:space="preserve"> (Fig. 8)</w:t>
             </w:r>
           </w:p>
         </w:tc>
@@ -6074,6 +7321,15 @@
               </w:rPr>
               <w:t>UMHET3/chr1_marker_check.R</w:t>
             </w:r>
+            <w:r>
+              <w:t xml:space="preserve"> , </w:t>
+            </w:r>
+            <w:r>
+              <w:rPr>
+                <w:rFonts w:ascii="Courier" w:hAnsi="Courier"/>
+              </w:rPr>
+              <w:t>UMHET3/vcf_set_check.R</w:t>
+            </w:r>
           </w:p>
         </w:tc>
         <w:tc>
@@ -6095,6 +7351,15 @@
                 <w:rFonts w:ascii="Courier" w:hAnsi="Courier"/>
               </w:rPr>
               <w:t>output/UMHET3_31Mb_father_by_mother.txt</w:t>
+            </w:r>
+            <w:r>
+              <w:t xml:space="preserve"> , </w:t>
+            </w:r>
+            <w:r>
+              <w:rPr>
+                <w:rFonts w:ascii="Courier" w:hAnsi="Courier"/>
+              </w:rPr>
+              <w:t>output/UMHET3_VCF_*</w:t>
             </w:r>
           </w:p>
         </w:tc>
@@ -6214,7 +7479,7 @@
           </w:tcPr>
           <w:p>
             <w:r>
-              <w:t>Figs 8–10</w:t>
+              <w:t>Figs 9–11</w:t>
             </w:r>
           </w:p>
         </w:tc>
